--- a/presentations/mid_term_202606/04_slides_draft/中間発表_制御則_検討用_v2.docx
+++ b/presentations/mid_term_202606/04_slides_draft/中間発表_制御則_検討用_v2.docx
@@ -676,7 +676,7 @@
           <w:b/>
           <w:sz w:val="21"/>
         </w:rPr>
-        <w:t>1-1 FRFR φ の意味（立ち上がりエッジ間の時間差）</w:t>
+        <w:t>1-1 FRFR φ の意味（立ち上がりゼロクロス間の時間差）</w:t>
       </w:r>
     </w:p>
     <w:p>
@@ -689,7 +689,7 @@
           <w:b w:val="0"/>
           <w:sz w:val="21"/>
         </w:rPr>
-        <w:t>・FRFR ＝ 2台の10 MHz信号の「立ち上がりエッジ」（電圧が0を上向きに横切る瞬間）の時間差 [ns]。</w:t>
+        <w:t>・FRFR ＝ 2台の10 MHz信号の立ち上がりゼロクロスの時間差 [ns]。</w:t>
       </w:r>
     </w:p>
     <w:p>
@@ -713,7 +713,7 @@
       <w:r>
         <w:drawing>
           <wp:inline xmlns:a="http://schemas.openxmlformats.org/drawingml/2006/main" xmlns:pic="http://schemas.openxmlformats.org/drawingml/2006/picture">
-            <wp:extent cx="5303520" cy="2640757"/>
+            <wp:extent cx="5303520" cy="2716990"/>
             <wp:docPr id="2" name="Picture 2"/>
             <wp:cNvGraphicFramePr>
               <a:graphicFrameLocks noChangeAspect="1"/>
@@ -734,7 +734,7 @@
                   <pic:spPr>
                     <a:xfrm>
                       <a:off x="0" y="0"/>
-                      <a:ext cx="5303520" cy="2640757"/>
+                      <a:ext cx="5303520" cy="2716990"/>
                     </a:xfrm>
                     <a:prstGeom prst="rect"/>
                   </pic:spPr>

--- a/presentations/mid_term_202606/04_slides_draft/中間発表_制御則_検討用_v2.docx
+++ b/presentations/mid_term_202606/04_slides_draft/中間発表_制御則_検討用_v2.docx
@@ -768,7 +768,7 @@
           <w:b w:val="0"/>
           <w:sz w:val="21"/>
         </w:rPr>
-        <w:t>・制御電圧 u が OCXO-B の発振周波数を動かし、2台の周波数差 Δf が生じる。位相差 φ はその Δf の積分。</w:t>
+        <w:t>・制御電圧 u が OCXO-2 の発振周波数を動かし、2台の周波数差 Δf が生じる。位相差 φ はその Δf の積分。</w:t>
       </w:r>
     </w:p>
     <w:p>
@@ -821,7 +821,20 @@
           <w:b w:val="0"/>
           <w:sz w:val="21"/>
         </w:rPr>
-        <w:t>・したがって伝達関数は積分系（1/s）になる：</w:t>
+        <w:t>・「伝達関数」G(s) とは、システムの『入力→出力』の変換則を1つの式にしたもの（出力＝G(s)×入力）。s は微分・積分の演算子で、1/s＝積分・s＝微分。</w:t>
+      </w:r>
+    </w:p>
+    <w:p>
+      <w:pPr>
+        <w:spacing w:before="0" w:after="40"/>
+      </w:pPr>
+      <w:r>
+        <w:rPr>
+          <w:rFonts w:ascii="游ゴシック" w:hAnsi="游ゴシック" w:eastAsia="游ゴシック"/>
+          <w:b w:val="0"/>
+          <w:sz w:val="21"/>
+        </w:rPr>
+        <w:t>・本系は積分系 G(s)=K/s：電圧を入れると、その積分として位相が現れる（電圧→周波数→（積分）→位相）。</w:t>
       </w:r>
     </w:p>
     <w:p>
